--- a/docs/P1_Relatorio_LucasHiratuca.docx
+++ b/docs/P1_Relatorio_LucasHiratuca.docx
@@ -38,7 +38,7 @@
           <w:szCs w:val="21"/>
           <w:rtl w:val="0"/>
         </w:rPr>
-        <w:t xml:space="preserve">Introdução à Computação em Nuvem – ISW055 – 161_SIST. INTELIGENTES</w:t>
+        <w:t xml:space="preserve">Introdução à Computação em Nuvem – ISW055 – SISTEMAS INTELIGENTES</w:t>
       </w:r>
       <w:r>
         <w:rPr>
@@ -632,7 +632,7 @@
           <w:rtl w:val="0"/>
         </w:rPr>
         <w:br w:type="textWrapping"/>
-        <w:t xml:space="preserve">Vale destacar, que o desenvolvimento da aplicação foi efetuado com auxílio do Antigravity, da google, junto com os conhecimentos de arquitetura e boas práticas passadas na aula pelo professor, sendo aplicadas no desenvolvimento de cada entrega das features.</w:t>
+        <w:t xml:space="preserve">Vale destacar, que o desenvolvimento da aplicação foi efetuado com auxílio do Antigravity, da Google, junto com os conhecimentos de arquitetura e boas práticas passadas na aula pelo professor, sendo aplicadas no desenvolvimento de cada entrega das features.</w:t>
       </w:r>
       <w:r>
         <w:rPr>
@@ -2813,12 +2813,12 @@
                 <wp:inline distB="114300" distT="114300" distL="114300" distR="114300">
                   <wp:extent cx="5734050" cy="2247900"/>
                   <wp:effectExtent b="0" l="0" r="0" t="0"/>
-                  <wp:docPr id="7" name="image10.png"/>
+                  <wp:docPr id="7" name="image15.png"/>
                   <a:graphic>
                     <a:graphicData uri="http://schemas.openxmlformats.org/drawingml/2006/picture">
                       <pic:pic>
                         <pic:nvPicPr>
-                          <pic:cNvPr id="0" name="image10.png"/>
+                          <pic:cNvPr id="0" name="image15.png"/>
                           <pic:cNvPicPr preferRelativeResize="0"/>
                         </pic:nvPicPr>
                         <pic:blipFill>
@@ -2922,12 +2922,12 @@
                 <wp:inline distB="114300" distT="114300" distL="114300" distR="114300">
                   <wp:extent cx="5734050" cy="5397500"/>
                   <wp:effectExtent b="0" l="0" r="0" t="0"/>
-                  <wp:docPr id="1" name="image22.png"/>
+                  <wp:docPr id="1" name="image3.png"/>
                   <a:graphic>
                     <a:graphicData uri="http://schemas.openxmlformats.org/drawingml/2006/picture">
                       <pic:pic>
                         <pic:nvPicPr>
-                          <pic:cNvPr id="0" name="image22.png"/>
+                          <pic:cNvPr id="0" name="image3.png"/>
                           <pic:cNvPicPr preferRelativeResize="0"/>
                         </pic:nvPicPr>
                         <pic:blipFill>
@@ -3586,12 +3586,12 @@
                 <wp:inline distB="114300" distT="114300" distL="114300" distR="114300">
                   <wp:extent cx="5734050" cy="355600"/>
                   <wp:effectExtent b="0" l="0" r="0" t="0"/>
-                  <wp:docPr id="11" name="image18.png"/>
+                  <wp:docPr id="11" name="image16.png"/>
                   <a:graphic>
                     <a:graphicData uri="http://schemas.openxmlformats.org/drawingml/2006/picture">
                       <pic:pic>
                         <pic:nvPicPr>
-                          <pic:cNvPr id="0" name="image18.png"/>
+                          <pic:cNvPr id="0" name="image16.png"/>
                           <pic:cNvPicPr preferRelativeResize="0"/>
                         </pic:nvPicPr>
                         <pic:blipFill>
@@ -3695,12 +3695,12 @@
                 <wp:inline distB="114300" distT="114300" distL="114300" distR="114300">
                   <wp:extent cx="4953000" cy="5772150"/>
                   <wp:effectExtent b="0" l="0" r="0" t="0"/>
-                  <wp:docPr id="5" name="image8.png"/>
+                  <wp:docPr id="5" name="image4.png"/>
                   <a:graphic>
                     <a:graphicData uri="http://schemas.openxmlformats.org/drawingml/2006/picture">
                       <pic:pic>
                         <pic:nvPicPr>
-                          <pic:cNvPr id="0" name="image8.png"/>
+                          <pic:cNvPr id="0" name="image4.png"/>
                           <pic:cNvPicPr preferRelativeResize="0"/>
                         </pic:nvPicPr>
                         <pic:blipFill>
@@ -3806,12 +3806,12 @@
                 <wp:inline distB="114300" distT="114300" distL="114300" distR="114300">
                   <wp:extent cx="5305425" cy="6391275"/>
                   <wp:effectExtent b="0" l="0" r="0" t="0"/>
-                  <wp:docPr id="13" name="image5.png"/>
+                  <wp:docPr id="13" name="image13.png"/>
                   <a:graphic>
                     <a:graphicData uri="http://schemas.openxmlformats.org/drawingml/2006/picture">
                       <pic:pic>
                         <pic:nvPicPr>
-                          <pic:cNvPr id="0" name="image5.png"/>
+                          <pic:cNvPr id="0" name="image13.png"/>
                           <pic:cNvPicPr preferRelativeResize="0"/>
                         </pic:nvPicPr>
                         <pic:blipFill>
@@ -3872,7 +3872,7 @@
     <w:sdt>
       <w:sdtPr>
         <w:lock w:val="contentLocked"/>
-        <w:id w:val="380222626"/>
+        <w:id w:val="1666651470"/>
         <w:tag w:val="goog_rdk_0"/>
       </w:sdtPr>
       <w:sdtContent>
@@ -3992,7 +3992,7 @@
     <w:sdt>
       <w:sdtPr>
         <w:lock w:val="contentLocked"/>
-        <w:id w:val="-942049508"/>
+        <w:id w:val="1645578204"/>
         <w:tag w:val="goog_rdk_1"/>
       </w:sdtPr>
       <w:sdtContent>
@@ -4044,12 +4044,12 @@
                     <wp:inline distB="114300" distT="114300" distL="114300" distR="114300">
                       <wp:extent cx="5734050" cy="1790700"/>
                       <wp:effectExtent b="0" l="0" r="0" t="0"/>
-                      <wp:docPr id="28" name="image25.png"/>
+                      <wp:docPr id="28" name="image24.png"/>
                       <a:graphic>
                         <a:graphicData uri="http://schemas.openxmlformats.org/drawingml/2006/picture">
                           <pic:pic>
                             <pic:nvPicPr>
-                              <pic:cNvPr id="0" name="image25.png"/>
+                              <pic:cNvPr id="0" name="image24.png"/>
                               <pic:cNvPicPr preferRelativeResize="0"/>
                             </pic:nvPicPr>
                             <pic:blipFill>
@@ -4112,7 +4112,7 @@
     <w:sdt>
       <w:sdtPr>
         <w:lock w:val="contentLocked"/>
-        <w:id w:val="1606407863"/>
+        <w:id w:val="-1382478462"/>
         <w:tag w:val="goog_rdk_2"/>
       </w:sdtPr>
       <w:sdtContent>
@@ -4232,7 +4232,7 @@
     <w:sdt>
       <w:sdtPr>
         <w:lock w:val="contentLocked"/>
-        <w:id w:val="405491773"/>
+        <w:id w:val="-350746970"/>
         <w:tag w:val="goog_rdk_3"/>
       </w:sdtPr>
       <w:sdtContent>
@@ -4284,12 +4284,12 @@
                     <wp:inline distB="114300" distT="114300" distL="114300" distR="114300">
                       <wp:extent cx="5734050" cy="1651000"/>
                       <wp:effectExtent b="0" l="0" r="0" t="0"/>
-                      <wp:docPr id="6" name="image1.png"/>
+                      <wp:docPr id="6" name="image5.png"/>
                       <a:graphic>
                         <a:graphicData uri="http://schemas.openxmlformats.org/drawingml/2006/picture">
                           <pic:pic>
                             <pic:nvPicPr>
-                              <pic:cNvPr id="0" name="image1.png"/>
+                              <pic:cNvPr id="0" name="image5.png"/>
                               <pic:cNvPicPr preferRelativeResize="0"/>
                             </pic:nvPicPr>
                             <pic:blipFill>
@@ -4352,7 +4352,7 @@
     <w:sdt>
       <w:sdtPr>
         <w:lock w:val="contentLocked"/>
-        <w:id w:val="2050245788"/>
+        <w:id w:val="970005148"/>
         <w:tag w:val="goog_rdk_4"/>
       </w:sdtPr>
       <w:sdtContent>
@@ -4404,12 +4404,12 @@
                     <wp:inline distB="114300" distT="114300" distL="114300" distR="114300">
                       <wp:extent cx="5734050" cy="2336800"/>
                       <wp:effectExtent b="0" l="0" r="0" t="0"/>
-                      <wp:docPr id="16" name="image12.png"/>
+                      <wp:docPr id="16" name="image20.png"/>
                       <a:graphic>
                         <a:graphicData uri="http://schemas.openxmlformats.org/drawingml/2006/picture">
                           <pic:pic>
                             <pic:nvPicPr>
-                              <pic:cNvPr id="0" name="image12.png"/>
+                              <pic:cNvPr id="0" name="image20.png"/>
                               <pic:cNvPicPr preferRelativeResize="0"/>
                             </pic:nvPicPr>
                             <pic:blipFill>
@@ -5089,12 +5089,12 @@
                 <wp:inline distB="114300" distT="114300" distL="114300" distR="114300">
                   <wp:extent cx="3857625" cy="361950"/>
                   <wp:effectExtent b="0" l="0" r="0" t="0"/>
-                  <wp:docPr id="19" name="image13.png"/>
+                  <wp:docPr id="19" name="image26.png"/>
                   <a:graphic>
                     <a:graphicData uri="http://schemas.openxmlformats.org/drawingml/2006/picture">
                       <pic:pic>
                         <pic:nvPicPr>
-                          <pic:cNvPr id="0" name="image13.png"/>
+                          <pic:cNvPr id="0" name="image26.png"/>
                           <pic:cNvPicPr preferRelativeResize="0"/>
                         </pic:nvPicPr>
                         <pic:blipFill>
@@ -5198,12 +5198,12 @@
                 <wp:inline distB="114300" distT="114300" distL="114300" distR="114300">
                   <wp:extent cx="5734050" cy="4216400"/>
                   <wp:effectExtent b="0" l="0" r="0" t="0"/>
-                  <wp:docPr id="26" name="image28.png"/>
+                  <wp:docPr id="26" name="image18.png"/>
                   <a:graphic>
                     <a:graphicData uri="http://schemas.openxmlformats.org/drawingml/2006/picture">
                       <pic:pic>
                         <pic:nvPicPr>
-                          <pic:cNvPr id="0" name="image28.png"/>
+                          <pic:cNvPr id="0" name="image18.png"/>
                           <pic:cNvPicPr preferRelativeResize="0"/>
                         </pic:nvPicPr>
                         <pic:blipFill>
@@ -5309,12 +5309,12 @@
                 <wp:inline distB="114300" distT="114300" distL="114300" distR="114300">
                   <wp:extent cx="5734050" cy="711200"/>
                   <wp:effectExtent b="0" l="0" r="0" t="0"/>
-                  <wp:docPr id="29" name="image24.png"/>
+                  <wp:docPr id="29" name="image25.png"/>
                   <a:graphic>
                     <a:graphicData uri="http://schemas.openxmlformats.org/drawingml/2006/picture">
                       <pic:pic>
                         <pic:nvPicPr>
-                          <pic:cNvPr id="0" name="image24.png"/>
+                          <pic:cNvPr id="0" name="image25.png"/>
                           <pic:cNvPicPr preferRelativeResize="0"/>
                         </pic:nvPicPr>
                         <pic:blipFill>
@@ -5375,7 +5375,7 @@
     <w:sdt>
       <w:sdtPr>
         <w:lock w:val="contentLocked"/>
-        <w:id w:val="-148394852"/>
+        <w:id w:val="1725463288"/>
         <w:tag w:val="goog_rdk_5"/>
       </w:sdtPr>
       <w:sdtContent>
@@ -5427,12 +5427,12 @@
                     <wp:inline distB="114300" distT="114300" distL="114300" distR="114300">
                       <wp:extent cx="5734050" cy="533400"/>
                       <wp:effectExtent b="0" l="0" r="0" t="0"/>
-                      <wp:docPr id="15" name="image4.png"/>
+                      <wp:docPr id="15" name="image10.png"/>
                       <a:graphic>
                         <a:graphicData uri="http://schemas.openxmlformats.org/drawingml/2006/picture">
                           <pic:pic>
                             <pic:nvPicPr>
-                              <pic:cNvPr id="0" name="image4.png"/>
+                              <pic:cNvPr id="0" name="image10.png"/>
                               <pic:cNvPicPr preferRelativeResize="0"/>
                             </pic:nvPicPr>
                             <pic:blipFill>
@@ -5495,7 +5495,7 @@
     <w:sdt>
       <w:sdtPr>
         <w:lock w:val="contentLocked"/>
-        <w:id w:val="-2050053979"/>
+        <w:id w:val="857220096"/>
         <w:tag w:val="goog_rdk_6"/>
       </w:sdtPr>
       <w:sdtContent>
@@ -5548,12 +5548,12 @@
                     <wp:inline distB="114300" distT="114300" distL="114300" distR="114300">
                       <wp:extent cx="5734050" cy="2755900"/>
                       <wp:effectExtent b="0" l="0" r="0" t="0"/>
-                      <wp:docPr id="24" name="image19.png"/>
+                      <wp:docPr id="24" name="image17.png"/>
                       <a:graphic>
                         <a:graphicData uri="http://schemas.openxmlformats.org/drawingml/2006/picture">
                           <pic:pic>
                             <pic:nvPicPr>
-                              <pic:cNvPr id="0" name="image19.png"/>
+                              <pic:cNvPr id="0" name="image17.png"/>
                               <pic:cNvPicPr preferRelativeResize="0"/>
                             </pic:nvPicPr>
                             <pic:blipFill>
@@ -5616,7 +5616,7 @@
     <w:sdt>
       <w:sdtPr>
         <w:lock w:val="contentLocked"/>
-        <w:id w:val="1368453765"/>
+        <w:id w:val="1318877296"/>
         <w:tag w:val="goog_rdk_7"/>
       </w:sdtPr>
       <w:sdtContent>
@@ -5669,12 +5669,12 @@
                     <wp:inline distB="114300" distT="114300" distL="114300" distR="114300">
                       <wp:extent cx="5734050" cy="4508500"/>
                       <wp:effectExtent b="0" l="0" r="0" t="0"/>
-                      <wp:docPr id="14" name="image15.png"/>
+                      <wp:docPr id="14" name="image11.png"/>
                       <a:graphic>
                         <a:graphicData uri="http://schemas.openxmlformats.org/drawingml/2006/picture">
                           <pic:pic>
                             <pic:nvPicPr>
-                              <pic:cNvPr id="0" name="image15.png"/>
+                              <pic:cNvPr id="0" name="image11.png"/>
                               <pic:cNvPicPr preferRelativeResize="0"/>
                             </pic:nvPicPr>
                             <pic:blipFill>
@@ -5736,7 +5736,7 @@
     <w:sdt>
       <w:sdtPr>
         <w:lock w:val="contentLocked"/>
-        <w:id w:val="2065559113"/>
+        <w:id w:val="-755230257"/>
         <w:tag w:val="goog_rdk_8"/>
       </w:sdtPr>
       <w:sdtContent>
@@ -5789,12 +5789,12 @@
                     <wp:inline distB="114300" distT="114300" distL="114300" distR="114300">
                       <wp:extent cx="4143375" cy="6486525"/>
                       <wp:effectExtent b="0" l="0" r="0" t="0"/>
-                      <wp:docPr id="2" name="image7.png"/>
+                      <wp:docPr id="2" name="image9.png"/>
                       <a:graphic>
                         <a:graphicData uri="http://schemas.openxmlformats.org/drawingml/2006/picture">
                           <pic:pic>
                             <pic:nvPicPr>
-                              <pic:cNvPr id="0" name="image7.png"/>
+                              <pic:cNvPr id="0" name="image9.png"/>
                               <pic:cNvPicPr preferRelativeResize="0"/>
                             </pic:nvPicPr>
                             <pic:blipFill>
@@ -5857,7 +5857,7 @@
     <w:sdt>
       <w:sdtPr>
         <w:lock w:val="contentLocked"/>
-        <w:id w:val="-2142926714"/>
+        <w:id w:val="-690393838"/>
         <w:tag w:val="goog_rdk_9"/>
       </w:sdtPr>
       <w:sdtContent>
@@ -5910,12 +5910,12 @@
                     <wp:inline distB="114300" distT="114300" distL="114300" distR="114300">
                       <wp:extent cx="4267200" cy="2552700"/>
                       <wp:effectExtent b="0" l="0" r="0" t="0"/>
-                      <wp:docPr id="27" name="image26.png"/>
+                      <wp:docPr id="27" name="image19.png"/>
                       <a:graphic>
                         <a:graphicData uri="http://schemas.openxmlformats.org/drawingml/2006/picture">
                           <pic:pic>
                             <pic:nvPicPr>
-                              <pic:cNvPr id="0" name="image26.png"/>
+                              <pic:cNvPr id="0" name="image19.png"/>
                               <pic:cNvPicPr preferRelativeResize="0"/>
                             </pic:nvPicPr>
                             <pic:blipFill>
@@ -6679,12 +6679,12 @@
                 <wp:inline distB="114300" distT="114300" distL="114300" distR="114300">
                   <wp:extent cx="5734050" cy="2108200"/>
                   <wp:effectExtent b="0" l="0" r="0" t="0"/>
-                  <wp:docPr id="4" name="image17.png"/>
+                  <wp:docPr id="4" name="image7.png"/>
                   <a:graphic>
                     <a:graphicData uri="http://schemas.openxmlformats.org/drawingml/2006/picture">
                       <pic:pic>
                         <pic:nvPicPr>
-                          <pic:cNvPr id="0" name="image17.png"/>
+                          <pic:cNvPr id="0" name="image7.png"/>
                           <pic:cNvPicPr preferRelativeResize="0"/>
                         </pic:nvPicPr>
                         <pic:blipFill>
@@ -6790,12 +6790,12 @@
                 <wp:inline distB="114300" distT="114300" distL="114300" distR="114300">
                   <wp:extent cx="5734050" cy="2222500"/>
                   <wp:effectExtent b="0" l="0" r="0" t="0"/>
-                  <wp:docPr id="23" name="image20.png"/>
+                  <wp:docPr id="23" name="image21.png"/>
                   <a:graphic>
                     <a:graphicData uri="http://schemas.openxmlformats.org/drawingml/2006/picture">
                       <pic:pic>
                         <pic:nvPicPr>
-                          <pic:cNvPr id="0" name="image20.png"/>
+                          <pic:cNvPr id="0" name="image21.png"/>
                           <pic:cNvPicPr preferRelativeResize="0"/>
                         </pic:nvPicPr>
                         <pic:blipFill>
@@ -6843,7 +6843,7 @@
     <w:sdt>
       <w:sdtPr>
         <w:lock w:val="contentLocked"/>
-        <w:id w:val="-2072893584"/>
+        <w:id w:val="-1966039571"/>
         <w:tag w:val="goog_rdk_10"/>
       </w:sdtPr>
       <w:sdtContent>
@@ -6895,12 +6895,12 @@
                     <wp:inline distB="114300" distT="114300" distL="114300" distR="114300">
                       <wp:extent cx="1876425" cy="990600"/>
                       <wp:effectExtent b="0" l="0" r="0" t="0"/>
-                      <wp:docPr id="10" name="image21.png"/>
+                      <wp:docPr id="10" name="image1.png"/>
                       <a:graphic>
                         <a:graphicData uri="http://schemas.openxmlformats.org/drawingml/2006/picture">
                           <pic:pic>
                             <pic:nvPicPr>
-                              <pic:cNvPr id="0" name="image21.png"/>
+                              <pic:cNvPr id="0" name="image1.png"/>
                               <pic:cNvPicPr preferRelativeResize="0"/>
                             </pic:nvPicPr>
                             <pic:blipFill>
@@ -7007,12 +7007,12 @@
                 <wp:inline distB="114300" distT="114300" distL="114300" distR="114300">
                   <wp:extent cx="5734050" cy="1054100"/>
                   <wp:effectExtent b="0" l="0" r="0" t="0"/>
-                  <wp:docPr id="18" name="image16.png"/>
+                  <wp:docPr id="18" name="image29.png"/>
                   <a:graphic>
                     <a:graphicData uri="http://schemas.openxmlformats.org/drawingml/2006/picture">
                       <pic:pic>
                         <pic:nvPicPr>
-                          <pic:cNvPr id="0" name="image16.png"/>
+                          <pic:cNvPr id="0" name="image29.png"/>
                           <pic:cNvPicPr preferRelativeResize="0"/>
                         </pic:nvPicPr>
                         <pic:blipFill>
@@ -7118,12 +7118,12 @@
                 <wp:inline distB="114300" distT="114300" distL="114300" distR="114300">
                   <wp:extent cx="5734050" cy="952500"/>
                   <wp:effectExtent b="0" l="0" r="0" t="0"/>
-                  <wp:docPr id="20" name="image14.png"/>
+                  <wp:docPr id="20" name="image12.png"/>
                   <a:graphic>
                     <a:graphicData uri="http://schemas.openxmlformats.org/drawingml/2006/picture">
                       <pic:pic>
                         <pic:nvPicPr>
-                          <pic:cNvPr id="0" name="image14.png"/>
+                          <pic:cNvPr id="0" name="image12.png"/>
                           <pic:cNvPicPr preferRelativeResize="0"/>
                         </pic:nvPicPr>
                         <pic:blipFill>
@@ -7216,12 +7216,12 @@
                 <wp:inline distB="114300" distT="114300" distL="114300" distR="114300">
                   <wp:extent cx="1876425" cy="990600"/>
                   <wp:effectExtent b="0" l="0" r="0" t="0"/>
-                  <wp:docPr id="21" name="image21.png"/>
+                  <wp:docPr id="21" name="image1.png"/>
                   <a:graphic>
                     <a:graphicData uri="http://schemas.openxmlformats.org/drawingml/2006/picture">
                       <pic:pic>
                         <pic:nvPicPr>
-                          <pic:cNvPr id="0" name="image21.png"/>
+                          <pic:cNvPr id="0" name="image1.png"/>
                           <pic:cNvPicPr preferRelativeResize="0"/>
                         </pic:nvPicPr>
                         <pic:blipFill>
@@ -7947,12 +7947,12 @@
                 <wp:inline distB="114300" distT="114300" distL="114300" distR="114300">
                   <wp:extent cx="4305300" cy="542925"/>
                   <wp:effectExtent b="0" l="0" r="0" t="0"/>
-                  <wp:docPr id="12" name="image3.png"/>
+                  <wp:docPr id="12" name="image14.png"/>
                   <a:graphic>
                     <a:graphicData uri="http://schemas.openxmlformats.org/drawingml/2006/picture">
                       <pic:pic>
                         <pic:nvPicPr>
-                          <pic:cNvPr id="0" name="image3.png"/>
+                          <pic:cNvPr id="0" name="image14.png"/>
                           <pic:cNvPicPr preferRelativeResize="0"/>
                         </pic:nvPicPr>
                         <pic:blipFill>
@@ -8057,12 +8057,12 @@
                 <wp:inline distB="114300" distT="114300" distL="114300" distR="114300">
                   <wp:extent cx="5734050" cy="3187700"/>
                   <wp:effectExtent b="0" l="0" r="0" t="0"/>
-                  <wp:docPr id="9" name="image9.png"/>
+                  <wp:docPr id="9" name="image8.png"/>
                   <a:graphic>
                     <a:graphicData uri="http://schemas.openxmlformats.org/drawingml/2006/picture">
                       <pic:pic>
                         <pic:nvPicPr>
-                          <pic:cNvPr id="0" name="image9.png"/>
+                          <pic:cNvPr id="0" name="image8.png"/>
                           <pic:cNvPicPr preferRelativeResize="0"/>
                         </pic:nvPicPr>
                         <pic:blipFill>
@@ -8721,12 +8721,12 @@
                 <wp:inline distB="114300" distT="114300" distL="114300" distR="114300">
                   <wp:extent cx="5734050" cy="444500"/>
                   <wp:effectExtent b="0" l="0" r="0" t="0"/>
-                  <wp:docPr id="8" name="image11.png"/>
+                  <wp:docPr id="8" name="image28.png"/>
                   <a:graphic>
                     <a:graphicData uri="http://schemas.openxmlformats.org/drawingml/2006/picture">
                       <pic:pic>
                         <pic:nvPicPr>
-                          <pic:cNvPr id="0" name="image11.png"/>
+                          <pic:cNvPr id="0" name="image28.png"/>
                           <pic:cNvPicPr preferRelativeResize="0"/>
                         </pic:nvPicPr>
                         <pic:blipFill>
@@ -8842,12 +8842,12 @@
                 <wp:inline distB="114300" distT="114300" distL="114300" distR="114300">
                   <wp:extent cx="3857625" cy="2219325"/>
                   <wp:effectExtent b="0" l="0" r="0" t="0"/>
-                  <wp:docPr id="30" name="image29.png"/>
+                  <wp:docPr id="30" name="image22.png"/>
                   <a:graphic>
                     <a:graphicData uri="http://schemas.openxmlformats.org/drawingml/2006/picture">
                       <pic:pic>
                         <pic:nvPicPr>
-                          <pic:cNvPr id="0" name="image29.png"/>
+                          <pic:cNvPr id="0" name="image22.png"/>
                           <pic:cNvPicPr preferRelativeResize="0"/>
                         </pic:nvPicPr>
                         <pic:blipFill>
